--- a/Form4AB_2def_Template.docx
+++ b/Form4AB_2def_Template.docx
@@ -1,6 +1,1237 @@
 
-<file path=word/document.xml><?xml version="1.0" encoding="UTF-8" standalone="yes"?>
-<w:document xmlns:wpc="http://schemas.microsoft.com/office/word/2010/wordprocessingCanvas" xmlns:cx="http://schemas.microsoft.com/office/drawing/2014/chartex" xmlns:cx1="http://schemas.microsoft.com/office/drawing/2015/9/8/chartex" xmlns:cx2="http://schemas.microsoft.com/office/drawing/2015/10/21/chartex" xmlns:cx3="http://schemas.microsoft.com/office/drawing/2016/5/9/chartex" xmlns:cx4="http://schemas.microsoft.com/office/drawing/2016/5/10/chartex" xmlns:cx5="http://schemas.microsoft.com/office/drawing/2016/5/11/chartex" xmlns:cx6="http://schemas.microsoft.com/office/drawing/2016/5/12/chartex" xmlns:cx7="http://schemas.microsoft.com/office/drawing/2016/5/13/chartex" xmlns:cx8="http://schemas.microsoft.com/office/drawing/2016/5/14/chartex" xmlns:mc="http://schemas.openxmlformats.org/markup-compatibility/2006" xmlns:aink="http://schemas.microsoft.com/office/drawing/2016/ink" xmlns:am3d="http://schemas.microsoft.com/office/drawing/2017/model3d" xmlns:o="urn:schemas-microsoft-com:office:office" xmlns:oel="http://schemas.microsoft.com/office/2019/extlst" xmlns:r="http://schemas.openxmlformats.org/officeDocument/2006/relationships" xmlns:m="http://schemas.openxmlformats.org/officeDocument/2006/math" xmlns:v="urn:schemas-microsoft-com:vml" xmlns:wp14="http://schemas.microsoft.com/office/word/2010/wordprocessingDrawing" xmlns:wp="http://schemas.openxmlformats.org/drawingml/2006/wordprocessingDrawing" xmlns:w10="urn:schemas-microsoft-com:office:word" xmlns:w="http://schemas.openxmlformats.org/wordprocessingml/2006/main" xmlns:w14="http://schemas.microsoft.com/office/word/2010/wordml" xmlns:w15="http://schemas.microsoft.com/office/word/2012/wordml" xmlns:w16cex="http://schemas.microsoft.com/office/word/2018/wordml/cex" xmlns:w16cid="http://schemas.microsoft.com/office/word/2016/wordml/cid" xmlns:w16="http://schemas.microsoft.com/office/word/2018/wordml" xmlns:w16du="http://schemas.microsoft.com/office/word/2023/wordml/word16du" xmlns:w16sdtdh="http://schemas.microsoft.com/office/word/2020/wordml/sdtdatahash" xmlns:w16sdtfl="http://schemas.microsoft.com/office/word/2024/wordml/sdtformatlock" xmlns:w16se="http://schemas.microsoft.com/office/word/2015/wordml/symex" xmlns:wpg="http://schemas.microsoft.com/office/word/2010/wordprocessingGroup" xmlns:wpi="http://schemas.microsoft.com/office/word/2010/wordprocessingInk" xmlns:wne="http://schemas.microsoft.com/office/word/2006/wordml" xmlns:wps="http://schemas.microsoft.com/office/word/2010/wordprocessingShape" mc:Ignorable="w14 w15 w16se w16cid w16 w16cex w16sdtdh w16sdtfl w16du wp14"><w:body><w:p><w:pPr><w:jc w:val="center"/><w:rPr><w:b/><w:bCs/><w:sz w:val="20"/><w:szCs w:val="20"/></w:rPr></w:pPr><w:r><w:rPr><w:b/><w:bCs/><w:sz w:val="20"/><w:szCs w:val="20"/></w:rPr><w:t>MAGISTRATES' COURT GENERAL CIVIL PROCEDURE RULES 20</w:t></w:r><w:r><w:rPr><w:b/><w:bCs/><w:sz w:val="20"/><w:szCs w:val="20"/></w:rPr><w:t>20</w:t></w:r></w:p><w:p><w:pPr><w:rPr><w:sz w:val="20"/><w:szCs w:val="20"/></w:rPr></w:pPr></w:p><w:p><w:pPr><w:tabs><w:tab w:val="center" w:pos="4680"/></w:tabs><w:rPr><w:sz w:val="22"/><w:szCs w:val="22"/></w:rPr></w:pPr><w:r><w:rPr><w:sz w:val="20"/><w:szCs w:val="20"/></w:rPr><w:t>Rule 4.09</w:t></w:r><w:r><w:rPr><w:sz w:val="22"/><w:szCs w:val="22"/></w:rPr><w:tab/><w:t>FORM 4AB</w:t></w:r></w:p><w:p><w:pPr><w:jc w:val="center"/></w:pPr></w:p><w:p><w:pPr><w:jc w:val="center"/><w:rPr><w:b/><w:sz w:val="22"/><w:szCs w:val="22"/></w:rPr></w:pPr><w:r><w:rPr><w:b/><w:sz w:val="22"/><w:szCs w:val="22"/></w:rPr><w:t>CERTIFICATION OF PRIOR OVERARCHING OBLIGATIONS CERTIFICATION</w:t></w:r></w:p><w:p><w:pPr><w:jc w:val="center"/><w:rPr><w:b/><w:sz w:val="22"/><w:szCs w:val="22"/></w:rPr></w:pPr></w:p><w:p><w:pPr><w:rPr><w:sz w:val="22"/><w:szCs w:val="22"/></w:rPr></w:pPr><w:r><w:rPr><w:b/><w:sz w:val="22"/><w:szCs w:val="22"/></w:rPr><w:t>IN THE MAGISTRATES’ COURT</w:t></w:r><w:r><w:rPr><w:b/><w:sz w:val="22"/><w:szCs w:val="22"/></w:rPr><w:tab/></w:r><w:r><w:rPr><w:sz w:val="22"/><w:szCs w:val="22"/></w:rPr><w:tab/></w:r><w:r><w:rPr><w:sz w:val="22"/><w:szCs w:val="22"/></w:rPr><w:tab/><w:t xml:space="preserve">     </w:t></w:r><w:r><w:rPr><w:sz w:val="22"/><w:szCs w:val="22"/></w:rPr><w:tab/></w:r><w:r><w:rPr><w:sz w:val="22"/><w:szCs w:val="22"/></w:rPr><w:tab/></w:r><w:proofErr w:type="spellStart"/><w:r><w:rPr><w:b/><w:sz w:val="22"/><w:szCs w:val="22"/></w:rPr><w:t>Court</w:t></w:r><w:proofErr w:type="spellEnd"/><w:r><w:rPr><w:b/><w:sz w:val="22"/><w:szCs w:val="22"/></w:rPr><w:t xml:space="preserve"> Number:</w:t></w:r><w:r><w:rPr><w:sz w:val="22"/><w:szCs w:val="22"/></w:rPr><w:t xml:space="preserve">   </w:t></w:r></w:p><w:p><w:pPr><w:rPr><w:b/><w:sz w:val="22"/><w:szCs w:val="22"/></w:rPr></w:pPr><w:r><w:rPr><w:b/><w:sz w:val="22"/><w:szCs w:val="22"/></w:rPr><w:t xml:space="preserve">OF VICTORIA AT </w:t></w:r><w:r><w:rPr><w:b/><w:sz w:val="22"/><w:szCs w:val="22"/><w:highlight w:val="yellow"/></w:rPr><w:t>{court_location}</w:t></w:r></w:p><w:p><w:pPr><w:rPr><w:sz w:val="22"/><w:szCs w:val="22"/></w:rPr></w:pPr></w:p><w:p><w:pPr><w:rPr><w:b/><w:sz w:val="22"/><w:szCs w:val="22"/></w:rPr></w:pPr><w:r><w:rPr><w:b/><w:sz w:val="22"/><w:szCs w:val="22"/></w:rPr><w:t>BETWEEN</w:t></w:r><w:r><w:rPr><w:b/><w:sz w:val="22"/><w:szCs w:val="22"/></w:rPr><w:tab/><w:t xml:space="preserve">  </w:t></w:r></w:p><w:p><w:pPr><w:jc w:val="center"/><w:rPr><w:b/><w:sz w:val="22"/><w:szCs w:val="22"/></w:rPr></w:pPr><w:r><w:rPr><w:b/><w:sz w:val="22"/><w:szCs w:val="22"/><w:highlight w:val="yellow"/></w:rPr><w:t>{plaintiff_display}</w:t></w:r></w:p><w:p><w:pPr><w:jc w:val="center"/><w:rPr><w:sz w:val="22"/><w:szCs w:val="22"/></w:rPr></w:pPr><w:r><w:rPr><w:sz w:val="22"/><w:szCs w:val="22"/></w:rPr><w:t xml:space="preserve">OF </w:t></w:r><w:r><w:rPr><w:sz w:val="22"/><w:szCs w:val="22"/><w:highlight w:val="yellow"/></w:rPr><w:t>{plaintiff_addr1}</w:t></w:r></w:p><w:p><w:pPr><w:jc w:val="right"/><w:rPr><w:b/><w:sz w:val="22"/><w:szCs w:val="22"/></w:rPr></w:pPr><w:r><w:rPr><w:b/><w:sz w:val="22"/><w:szCs w:val="22"/></w:rPr><w:t>Plaintiff</w:t></w:r></w:p><w:p><w:pPr><w:rPr><w:b/><w:sz w:val="22"/></w:rPr></w:pPr><w:bookmarkStart w:id="0" w:name="_Hlk139533384"/><w:r><w:rPr><w:b/><w:sz w:val="22"/></w:rPr><w:t>AND</w:t></w:r><w:r><w:rPr><w:b/><w:sz w:val="22"/></w:rPr><w:tab/></w:r><w:r><w:rPr><w:b/><w:sz w:val="22"/></w:rPr><w:tab/></w:r></w:p><w:p><w:pPr><w:jc w:val="center"/><w:rPr><w:b/><w:bCs/><w:sz w:val="22"/></w:rPr></w:pPr><w:bookmarkStart w:id="1" w:name="_Hlk212798319"/><w:bookmarkEnd w:id="0"/><w:r><w:rPr><w:b/><w:bCs/><w:sz w:val="22"/><w:highlight w:val="yellow"/></w:rPr><w:t>{defendant1_name}</w:t></w:r><w:r><w:rPr><w:b/><w:bCs/><w:sz w:val="22"/><w:highlight w:val="yellow"/></w:rPr><w:t></w:t></w:r><w:r><w:rPr><w:b/><w:bCs/><w:sz w:val="22"/><w:highlight w:val="yellow"/></w:rPr><w:t></w:t></w:r><w:r><w:rPr><w:b/><w:bCs/><w:sz w:val="22"/><w:highlight w:val="yellow"/></w:rPr><w:t></w:t></w:r></w:p><w:p><w:pPr><w:jc w:val="center"/><w:rPr><w:sz w:val="22"/></w:rPr></w:pPr><w:r><w:rPr><w:sz w:val="22"/></w:rPr><w:t xml:space="preserve">OF </w:t></w:r><w:bookmarkEnd w:id="1"/><w:r><w:rPr><w:sz w:val="22"/><w:highlight w:val="yellow"/></w:rPr><w:t>{defendant1_addr1}</w:t></w:r></w:p><w:p><w:pPr><w:jc w:val="right"/><w:rPr><w:b/><w:bCs/><w:sz w:val="22"/></w:rPr></w:pPr><w:r><w:rPr><w:b/><w:bCs/><w:sz w:val="22"/></w:rPr><w:t>First Defendant</w:t></w:r></w:p><w:p><w:pPr><w:jc w:val="center"/><w:rPr><w:b/><w:bCs/><w:sz w:val="22"/></w:rPr></w:pPr><w:r><w:rPr><w:b/><w:bCs/><w:sz w:val="22"/><w:highlight w:val="yellow"/></w:rPr><w:t>{defendant2_name}</w:t></w:r></w:p><w:p><w:pPr><w:jc w:val="center"/><w:rPr><w:sz w:val="22"/></w:rPr></w:pPr><w:r><w:rPr><w:sz w:val="22"/></w:rPr><w:t xml:space="preserve">OF </w:t></w:r><w:r><w:rPr><w:sz w:val="22"/><w:highlight w:val="yellow"/></w:rPr><w:t>{defendant2_addr1}</w:t></w:r></w:p><w:p><w:pPr><w:jc w:val="right"/><w:rPr><w:b/><w:bCs/><w:sz w:val="22"/></w:rPr></w:pPr><w:r><w:rPr><w:b/><w:bCs/><w:sz w:val="22"/></w:rPr><w:t>Second Defendant</w:t></w:r></w:p><w:p><w:pPr><w:pBdr><w:bottom w:val="single" w:sz="8" w:space="1" w:color="auto"/></w:pBdr><w:rPr><w:sz w:val="18"/><w:szCs w:val="18"/></w:rPr></w:pPr></w:p><w:p><w:pPr><w:rPr><w:sz w:val="18"/><w:szCs w:val="18"/></w:rPr></w:pPr></w:p><w:tbl><w:tblPr><w:tblW w:w="9468" w:type="dxa"/><w:tblLook w:val="01E0" w:firstRow="1" w:lastRow="1" w:firstColumn="1" w:lastColumn="1" w:noHBand="0" w:noVBand="0"/></w:tblPr><w:tblGrid><w:gridCol w:w="2088"/><w:gridCol w:w="4257"/><w:gridCol w:w="1276"/><w:gridCol w:w="1847"/></w:tblGrid><w:tr><w:tc><w:tcPr><w:tcW w:w="2088" w:type="dxa"/></w:tcPr><w:p><w:pPr><w:tabs><w:tab w:val="left" w:pos="1620"/></w:tabs><w:rPr><w:sz w:val="18"/><w:szCs w:val="18"/></w:rPr></w:pPr><w:r><w:rPr><w:sz w:val="18"/><w:szCs w:val="18"/></w:rPr><w:t>Date of Document</w:t></w:r></w:p></w:tc><w:tc><w:tcPr><w:tcW w:w="4257" w:type="dxa"/></w:tcPr><w:p><w:pPr><w:t xml:space="preserve"><w:tab w:val="left" w:pos="1620"/></w:tabs><w:rPr><w:sz w:val="18"/><w:szCs w:val="18"/></w:rPr></w:pPr><w:r><w:rPr><w:sz w:val="18"/><w:szCs w:val="18"/><w:highlight w:val="yellow"/></w:rPr><w:t>{doc_date}</w:t></w:r></w:p></w:tc><w:tc><w:tcPr><w:tcW w:w="1276" w:type="dxa"/></w:tcPr><w:p><w:pPr><w:tabs><w:tab w:val="left" w:pos="1620"/></w:tabs><w:rPr><w:sz w:val="18"/><w:szCs w:val="18"/></w:rPr></w:pPr></w:p></w:tc><w:tc><w:tcPr><w:tcW w:w="1847" w:type="dxa"/></w:tcPr><w:p><w:pPr><w:tabs><w:tab w:val="left" w:pos="1620"/></w:tabs><w:rPr><w:sz w:val="18"/><w:szCs w:val="18"/></w:rPr></w:pPr></w:p></w:tc></w:tr><w:tr><w:tc><w:tcPr><w:tcW w:w="2088" w:type="dxa"/></w:tcPr><w:p><w:pPr><w:tabs><w:tab w:val="left" w:pos="1620"/></w:tabs><w:rPr><w:sz w:val="18"/><w:szCs w:val="18"/></w:rPr></w:pPr><w:r><w:rPr><w:sz w:val="18"/><w:szCs w:val="18"/></w:rPr><w:t>Filed on behalf of:</w:t></w:r></w:p></w:tc><w:tc><w:tcPr><w:tcW w:w="4257" w:type="dxa"/></w:tcPr><w:p><w:pPr><w:tabs><w:tab w:val="left" w:pos="1620"/></w:tabs><w:rPr><w:sz w:val="18"/><w:szCs w:val="18"/></w:rPr></w:pPr><w:r><w:rPr><w:sz w:val="18"/><w:szCs w:val="18"/></w:rPr><w:t>The Plaintiff</w:t></w:r></w:p></w:tc><w:tc><w:tcPr><w:tcW w:w="1276" w:type="dxa"/></w:tcPr><w:p><w:pPr><w:tabs><w:tab w:val="left" w:pos="1620"/></w:tabs><w:rPr><w:sz w:val="18"/><w:szCs w:val="18"/></w:rPr></w:pPr></w:p></w:tc><w:tc><w:tcPr><w:tcW w:w="1847" w:type="dxa"/></w:tcPr><w:p><w:pPr><w:tabs><w:tab w:val="left" w:pos="1620"/></w:tabs><w:rPr><w:sz w:val="18"/><w:szCs w:val="18"/></w:rPr></w:pPr></w:p></w:tc></w:tr><w:tr><w:tc><w:tcPr><w:tcW w:w="2088" w:type="dxa"/></w:tcPr><w:p><w:pPr><w:tabs><w:tab w:val="left" w:pos="1620"/></w:tabs><w:rPr><w:sz w:val="18"/><w:szCs w:val="18"/></w:rPr></w:pPr><w:r><w:rPr><w:sz w:val="18"/><w:szCs w:val="18"/></w:rPr><w:t>Australian lawyer name:</w:t></w:r></w:p></w:tc><w:tc><w:tcPr><w:tcW w:w="4257" w:type="dxa"/></w:tcPr><w:p><w:pPr><w:tabs><w:tab w:val="left" w:pos="1332"/></w:tabs><w:rPr><w:sz w:val="18"/><w:szCs w:val="18"/></w:rPr></w:pPr><w:r><w:rPr><w:sz w:val="18"/><w:szCs w:val="18"/></w:rPr><w:t>Paul Rojas</w:t></w:r></w:p></w:tc><w:tc><w:tcPr><w:tcW w:w="1276" w:type="dxa"/></w:tcPr><w:p><w:pPr><w:tabs><w:tab w:val="left" w:pos="1332"/></w:tabs><w:rPr><w:sz w:val="18"/><w:szCs w:val="18"/></w:rPr></w:pPr><w:r><w:rPr><w:sz w:val="18"/><w:szCs w:val="18"/></w:rPr><w:t>Code:</w:t></w:r></w:p></w:tc><w:tc><w:tcPr><w:tcW w:w="1847" w:type="dxa"/></w:tcPr><w:p><w:pPr><w:tabs><w:tab w:val="left" w:pos="1332"/></w:tabs><w:rPr><w:sz w:val="18"/><w:szCs w:val="18"/></w:rPr></w:pPr><w:r><w:rPr><w:sz w:val="18"/><w:szCs w:val="18"/></w:rPr><w:t>123165</w:t></w:r><w:r><w:rPr><w:sz w:val="18"/><w:szCs w:val="18"/></w:rPr><w:t xml:space="preserve"> </w:t></w:r></w:p></w:tc></w:tr><w:tr><w:tc><w:tcPr><w:tcW w:w="2088" w:type="dxa"/><w:vMerge w:val="restart"/></w:tcPr><w:p><w:pPr><w:tabs><w:tab w:val="left" w:pos="1620"/></w:tabs><w:ind w:left="1620" w:hanging="1620"/><w:rPr><w:sz w:val="18"/><w:szCs w:val="18"/></w:rPr></w:pPr><w:r><w:rPr><w:sz w:val="18"/><w:szCs w:val="18"/></w:rPr><w:t>Address:</w:t></w:r></w:p></w:tc><w:tc><w:tcPr><w:tcW w:w="4257" w:type="dxa"/><w:vMerge w:val="restart"/></w:tcPr><w:p><w:pPr><w:tabs><w:tab w:val="left" w:pos="972"/></w:tabs><w:rPr><w:sz w:val="18"/><w:szCs w:val="18"/></w:rPr></w:pPr><w:r><w:rPr><w:sz w:val="18"/><w:szCs w:val="18"/></w:rPr><w:t xml:space="preserve">RA Law Group </w:t></w:r></w:p><w:p><w:pPr><w:tabs><w:tab w:val="left" w:pos="972"/></w:tabs><w:rPr><w:sz w:val="18"/><w:szCs w:val="18"/></w:rPr></w:pPr><w:r><w:rPr><w:sz w:val="18"/><w:szCs w:val="18"/></w:rPr><w:t>Level 40/140 William Street</w:t></w:r></w:p><w:p><w:pPr><w:tabs><w:tab w:val="left" w:pos="972"/></w:tabs><w:rPr><w:sz w:val="18"/><w:szCs w:val="18"/></w:rPr></w:pPr><w:r><w:rPr><w:sz w:val="18"/><w:szCs w:val="18"/></w:rPr><w:t xml:space="preserve">Melbourne VIC 3000 </w:t></w:r></w:p></w:tc><w:tc><w:tcPr><w:tcW w:w="1276" w:type="dxa"/></w:tcPr><w:p><w:pPr><w:tabs><w:tab w:val="left" w:pos="972"/></w:tabs><w:rPr><w:sz w:val="18"/><w:szCs w:val="18"/></w:rPr></w:pPr><w:r><w:rPr><w:sz w:val="18"/><w:szCs w:val="18"/></w:rPr><w:t>Telephone:</w:t></w:r></w:p></w:tc><w:tc><w:tcPr><w:tcW w:w="1847" w:type="dxa"/></w:tcPr><w:p><w:pPr><w:tabs><w:tab w:val="left" w:pos="972"/></w:tabs><w:rPr><w:sz w:val="18"/><w:szCs w:val="18"/></w:rPr></w:pPr><w:r><w:rPr><w:sz w:val="18"/><w:szCs w:val="18"/></w:rPr><w:t>1300 362 495</w:t></w:r></w:p></w:tc></w:tr><w:tr><w:tc><w:tcPr><w:tcW w:w="2088" w:type="dxa"/><w:vMerge/></w:tcPr><w:p><w:pPr><w:tabs><w:tab w:val="left" w:pos="1620"/></w:tabs><w:rPr><w:sz w:val="18"/><w:szCs w:val="18"/></w:rPr></w:pPr></w:p></w:tc><w:tc><w:tcPr><w:tcW w:w="4257" w:type="dxa"/><w:vMerge/></w:tcPr><w:p><w:pPr><w:tabs><w:tab w:val="left" w:pos="972"/></w:tabs><w:rPr><w:sz w:val="18"/><w:szCs w:val="18"/></w:rPr></w:pPr></w:p></w:tc><w:tc><w:tcPr><w:tcW w:w="1276" w:type="dxa"/></w:tcPr><w:p><w:pPr><w:tabs><w:tab w:val="left" w:pos="972"/></w:tabs><w:rPr><w:sz w:val="18"/><w:szCs w:val="18"/></w:rPr></w:pPr><w:r><w:rPr><w:sz w:val="18"/><w:szCs w:val="18"/></w:rPr><w:t>Reference</w:t></w:r></w:p></w:tc><w:tc><w:tcPr><w:tcW w:w="1847" w:type="dxa"/></w:tcPr><w:p><w:pPr><w:tabs><w:tab w:val="left" w:pos="972"/></w:tabs><w:rPr><w:sz w:val="18"/><w:szCs w:val="18"/></w:rPr></w:pPr><w:proofErr w:type="gramStart"/><w:r><w:rPr><w:sz w:val="18"/><w:szCs w:val="18"/></w:rPr><w:t>PAR</w:t></w:r><w:r><w:rPr><w:sz w:val="18"/><w:szCs w:val="18"/></w:rPr><w:t>:ARW</w:t></w:r><w:proofErr w:type="gramEnd"/><w:r><w:rPr><w:sz w:val="18"/><w:szCs w:val="18"/></w:rPr><w:t xml:space="preserve">: </w:t></w:r><w:r><w:rPr><w:sz w:val="18"/><w:szCs w:val="18"/><w:highlight w:val="yellow"/></w:rPr><w:t>{reference}</w:t></w:r></w:p></w:tc></w:tr></w:tbl><w:p><w:pPr><w:pBdr><w:bottom w:val="single" w:sz="8" w:space="1" w:color="auto"/></w:pBdr><w:rPr><w:sz w:val="18"/><w:szCs w:val="18"/></w:rPr></w:pPr></w:p><w:p><w:pPr><w:rPr><w:sz w:val="18"/><w:szCs w:val="18"/></w:rPr></w:pPr></w:p><w:p><w:pPr><w:spacing w:after="120"/><w:jc w:val="both"/><w:rPr><w:sz w:val="22"/><w:szCs w:val="22"/></w:rPr></w:pPr><w:r><w:rPr><w:sz w:val="22"/><w:szCs w:val="22"/></w:rPr><w:t xml:space="preserve">In accordance with section 41(5)(b) of the </w:t></w:r><w:r><w:rPr><w:i/><w:sz w:val="22"/><w:szCs w:val="22"/></w:rPr><w:t>Civil Procedure Act 2010</w:t></w:r><w:r><w:rPr><w:sz w:val="22"/><w:szCs w:val="22"/></w:rPr><w:t>, I</w:t></w:r><w:r><w:rPr><w:sz w:val="22"/><w:szCs w:val="22"/></w:rPr><w:t>,</w:t></w:r><w:r><w:rPr><w:sz w:val="22"/><w:szCs w:val="22"/></w:rPr><w:t xml:space="preserve"> </w:t></w:r><w:r><w:rPr><w:sz w:val="22"/><w:szCs w:val="22"/></w:rPr><w:t>Paul Rojas</w:t></w:r><w:r><w:rPr><w:sz w:val="22"/><w:szCs w:val="22"/></w:rPr><w:t>,</w:t></w:r><w:r><w:rPr><w:sz w:val="22"/><w:szCs w:val="22"/></w:rPr><w:t xml:space="preserve"> certify to the Court that </w:t></w:r><w:r><w:rPr><w:bCs/><w:sz w:val="22"/><w:szCs w:val="22"/><w:highlight w:val="yellow"/></w:rPr><w:t>{plaintiff_body}</w:t></w:r><w:r><w:rPr><w:bCs/><w:sz w:val="22"/><w:szCs w:val="22"/><w:highlight w:val="yellow"/></w:rPr><w:t></w:t></w:r><w:r><w:rPr><w:bCs/><w:sz w:val="22"/><w:szCs w:val="22"/><w:highlight w:val="yellow"/></w:rPr><w:t></w:t></w:r><w:r><w:rPr><w:bCs/><w:sz w:val="22"/><w:szCs w:val="22"/></w:rPr><w:t xml:space="preserve"> </w:t></w:r><w:r><w:rPr><w:sz w:val="22"/><w:szCs w:val="22"/></w:rPr><w:t xml:space="preserve">is currently involved, or has been involved, in more than one civil proceeding and has personally made the overarching obligations certification in other civil proceedings in the Court within 2 years prior to the date of this certification. </w:t></w:r></w:p><w:p><w:pPr><w:rPr><w:sz w:val="22"/><w:szCs w:val="22"/></w:rPr></w:pPr></w:p><w:p><w:pPr><w:rPr><w:sz w:val="22"/><w:szCs w:val="22"/></w:rPr></w:pPr><w:r><w:rPr><w:sz w:val="22"/><w:szCs w:val="22"/></w:rPr><w:t>Dated:</w:t></w:r><w:r><w:rPr><w:sz w:val="22"/><w:szCs w:val="22"/></w:rPr><w:t xml:space="preserve"> </w:t></w:r><w:r><w:rPr><w:sz w:val="22"/><w:szCs w:val="22"/><w:highlight w:val="yellow"/></w:rPr><w:t>{doc_date}</w:t></w:r></w:p><w:p><w:pPr><w:ind w:left="720"/></w:pPr></w:p><w:p><w:pPr><w:ind w:left="720"/></w:pPr></w:p><w:p><w:pPr><w:ind w:left="720"/></w:pPr><w:r><w:tab/></w:r><w:r><w:tab/></w:r><w:r><w:tab/></w:r><w:r><w:tab/></w:r><w:r><w:tab/><w:t>_____________________________________</w:t></w:r></w:p><w:p><w:pPr><w:ind w:left="4500" w:right="540"/><w:rPr><w:i/><w:sz w:val="20"/><w:szCs w:val="20"/></w:rPr></w:pPr><w:r><w:rPr><w:i/><w:sz w:val="20"/><w:szCs w:val="20"/></w:rPr><w:t>(To be signed by legal practitioner representing party who has previously made overarching obligations certification in other civil proceedings in the Court.)</w:t></w:r></w:p><w:p/><w:sectPr><w:footerReference w:type="even" r:id="rId9"/><w:footerReference w:type="default" r:id="rId10"/><w:pgSz w:w="11906" w:h="16838"/><w:pgMar w:top="899" w:right="1286" w:bottom="539" w:left="1260" w:header="708" w:footer="708" w:gutter="0"/><w:cols w:space="708"/><w:titlePg/><w:docGrid w:linePitch="360"/></w:sectPr></w:body></w:document>
+<file path=word/document.xml><?xml version="1.0" encoding="utf-8"?>
+<w:document xmlns:wpc="http://schemas.microsoft.com/office/word/2010/wordprocessingCanvas" xmlns:cx="http://schemas.microsoft.com/office/drawing/2014/chartex" xmlns:cx1="http://schemas.microsoft.com/office/drawing/2015/9/8/chartex" xmlns:cx2="http://schemas.microsoft.com/office/drawing/2015/10/21/chartex" xmlns:cx3="http://schemas.microsoft.com/office/drawing/2016/5/9/chartex" xmlns:cx4="http://schemas.microsoft.com/office/drawing/2016/5/10/chartex" xmlns:cx5="http://schemas.microsoft.com/office/drawing/2016/5/11/chartex" xmlns:cx6="http://schemas.microsoft.com/office/drawing/2016/5/12/chartex" xmlns:cx7="http://schemas.microsoft.com/office/drawing/2016/5/13/chartex" xmlns:cx8="http://schemas.microsoft.com/office/drawing/2016/5/14/chartex" xmlns:mc="http://schemas.openxmlformats.org/markup-compatibility/2006" xmlns:aink="http://schemas.microsoft.com/office/drawing/2016/ink" xmlns:am3d="http://schemas.microsoft.com/office/drawing/2017/model3d" xmlns:o="urn:schemas-microsoft-com:office:office" xmlns:oel="http://schemas.microsoft.com/office/2019/extlst" xmlns:r="http://schemas.openxmlformats.org/officeDocument/2006/relationships" xmlns:m="http://schemas.openxmlformats.org/officeDocument/2006/math" xmlns:v="urn:schemas-microsoft-com:vml" xmlns:wp14="http://schemas.microsoft.com/office/word/2010/wordprocessingDrawing" xmlns:wp="http://schemas.openxmlformats.org/drawingml/2006/wordprocessingDrawing" xmlns:w10="urn:schemas-microsoft-com:office:word" xmlns:w="http://schemas.openxmlformats.org/wordprocessingml/2006/main" xmlns:w14="http://schemas.microsoft.com/office/word/2010/wordml" xmlns:w15="http://schemas.microsoft.com/office/word/2012/wordml" xmlns:w16cex="http://schemas.microsoft.com/office/word/2018/wordml/cex" xmlns:w16cid="http://schemas.microsoft.com/office/word/2016/wordml/cid" xmlns:w16="http://schemas.microsoft.com/office/word/2018/wordml" xmlns:w16du="http://schemas.microsoft.com/office/word/2023/wordml/word16du" xmlns:w16sdtdh="http://schemas.microsoft.com/office/word/2020/wordml/sdtdatahash" xmlns:w16sdtfl="http://schemas.microsoft.com/office/word/2024/wordml/sdtformatlock" xmlns:w16se="http://schemas.microsoft.com/office/word/2015/wordml/symex" xmlns:wpg="http://schemas.microsoft.com/office/word/2010/wordprocessingGroup" xmlns:wpi="http://schemas.microsoft.com/office/word/2010/wordprocessingInk" xmlns:wne="http://schemas.microsoft.com/office/word/2006/wordml" xmlns:wps="http://schemas.microsoft.com/office/word/2010/wordprocessingShape" mc:Ignorable="w14 w15 w16se w16cid w16 w16cex w16sdtdh w16sdtfl w16du wp14">
+  <w:body>
+    <w:p>
+      <w:pPr>
+        <w:jc w:val="center"/>
+        <w:rPr>
+          <w:b/>
+          <w:bCs/>
+          <w:sz w:val="20"/>
+          <w:szCs w:val="20"/>
+        </w:rPr>
+      </w:pPr>
+      <w:r>
+        <w:rPr>
+          <w:b/>
+          <w:bCs/>
+          <w:sz w:val="20"/>
+          <w:szCs w:val="20"/>
+        </w:rPr>
+        <w:t>MAGISTRATES' COURT GENERAL CIVIL PROCEDURE RULES 20</w:t>
+      </w:r>
+      <w:r>
+        <w:rPr>
+          <w:b/>
+          <w:bCs/>
+          <w:sz w:val="20"/>
+          <w:szCs w:val="20"/>
+        </w:rPr>
+        <w:t>20</w:t>
+      </w:r>
+    </w:p>
+    <w:p>
+      <w:pPr>
+        <w:rPr>
+          <w:sz w:val="20"/>
+          <w:szCs w:val="20"/>
+        </w:rPr>
+      </w:pPr>
+    </w:p>
+    <w:p>
+      <w:pPr>
+        <w:tabs>
+          <w:tab w:val="center" w:pos="4680"/>
+        </w:tabs>
+        <w:rPr>
+          <w:sz w:val="22"/>
+          <w:szCs w:val="22"/>
+        </w:rPr>
+      </w:pPr>
+      <w:r>
+        <w:rPr>
+          <w:sz w:val="20"/>
+          <w:szCs w:val="20"/>
+        </w:rPr>
+        <w:t>Rule 4.09</w:t>
+      </w:r>
+      <w:r>
+        <w:rPr>
+          <w:sz w:val="22"/>
+          <w:szCs w:val="22"/>
+        </w:rPr>
+        <w:tab/>
+        <w:t>FORM 4AB</w:t>
+      </w:r>
+    </w:p>
+    <w:p>
+      <w:pPr>
+        <w:jc w:val="center"/>
+      </w:pPr>
+    </w:p>
+    <w:p>
+      <w:pPr>
+        <w:jc w:val="center"/>
+        <w:rPr>
+          <w:b/>
+          <w:sz w:val="22"/>
+          <w:szCs w:val="22"/>
+        </w:rPr>
+      </w:pPr>
+      <w:r>
+        <w:rPr>
+          <w:b/>
+          <w:sz w:val="22"/>
+          <w:szCs w:val="22"/>
+        </w:rPr>
+        <w:t>CERTIFICATION OF PRIOR OVERARCHING OBLIGATIONS CERTIFICATION</w:t>
+      </w:r>
+    </w:p>
+    <w:p>
+      <w:pPr>
+        <w:jc w:val="center"/>
+        <w:rPr>
+          <w:b/>
+          <w:sz w:val="22"/>
+          <w:szCs w:val="22"/>
+        </w:rPr>
+      </w:pPr>
+    </w:p>
+    <w:p>
+      <w:pPr>
+        <w:rPr>
+          <w:sz w:val="22"/>
+          <w:szCs w:val="22"/>
+        </w:rPr>
+      </w:pPr>
+      <w:r>
+        <w:rPr>
+          <w:b/>
+          <w:sz w:val="22"/>
+          <w:szCs w:val="22"/>
+        </w:rPr>
+        <w:t>IN THE MAGISTRATES’ COURT</w:t>
+      </w:r>
+      <w:r>
+        <w:rPr>
+          <w:b/>
+          <w:sz w:val="22"/>
+          <w:szCs w:val="22"/>
+        </w:rPr>
+        <w:tab/>
+      </w:r>
+      <w:r>
+        <w:rPr>
+          <w:sz w:val="22"/>
+          <w:szCs w:val="22"/>
+        </w:rPr>
+        <w:tab/>
+      </w:r>
+      <w:r>
+        <w:rPr>
+          <w:sz w:val="22"/>
+          <w:szCs w:val="22"/>
+        </w:rPr>
+        <w:tab/>
+        <w:t xml:space="preserve">     </w:t>
+      </w:r>
+      <w:r>
+        <w:rPr>
+          <w:sz w:val="22"/>
+          <w:szCs w:val="22"/>
+        </w:rPr>
+        <w:tab/>
+      </w:r>
+      <w:r>
+        <w:rPr>
+          <w:sz w:val="22"/>
+          <w:szCs w:val="22"/>
+        </w:rPr>
+        <w:tab/>
+      </w:r>
+      <w:proofErr w:type="spellStart"/>
+      <w:r>
+        <w:rPr>
+          <w:b/>
+          <w:sz w:val="22"/>
+          <w:szCs w:val="22"/>
+        </w:rPr>
+        <w:t>Court</w:t>
+      </w:r>
+      <w:proofErr w:type="spellEnd"/>
+      <w:r>
+        <w:rPr>
+          <w:b/>
+          <w:sz w:val="22"/>
+          <w:szCs w:val="22"/>
+        </w:rPr>
+        <w:t xml:space="preserve"> Number:</w:t>
+      </w:r>
+      <w:r>
+        <w:rPr>
+          <w:sz w:val="22"/>
+          <w:szCs w:val="22"/>
+        </w:rPr>
+        <w:t xml:space="preserve">   </w:t>
+      </w:r>
+    </w:p>
+    <w:p>
+      <w:pPr>
+        <w:rPr>
+          <w:b/>
+          <w:sz w:val="22"/>
+          <w:szCs w:val="22"/>
+        </w:rPr>
+      </w:pPr>
+      <w:r>
+        <w:rPr>
+          <w:b/>
+          <w:sz w:val="22"/>
+          <w:szCs w:val="22"/>
+        </w:rPr>
+        <w:t xml:space="preserve">OF VICTORIA AT </w:t>
+      </w:r>
+      <w:r>
+        <w:rPr>
+          <w:b/>
+          <w:sz w:val="22"/>
+          <w:szCs w:val="22"/>
+          <w:highlight w:val="yellow"/>
+        </w:rPr>
+        <w:t>{court_location}</w:t>
+      </w:r>
+    </w:p>
+    <w:p>
+      <w:pPr>
+        <w:rPr>
+          <w:sz w:val="22"/>
+          <w:szCs w:val="22"/>
+        </w:rPr>
+      </w:pPr>
+    </w:p>
+    <w:p>
+      <w:pPr>
+        <w:rPr>
+          <w:b/>
+          <w:sz w:val="22"/>
+          <w:szCs w:val="22"/>
+        </w:rPr>
+      </w:pPr>
+      <w:r>
+        <w:rPr>
+          <w:b/>
+          <w:sz w:val="22"/>
+          <w:szCs w:val="22"/>
+        </w:rPr>
+        <w:t>BETWEEN</w:t>
+      </w:r>
+      <w:r>
+        <w:rPr>
+          <w:b/>
+          <w:sz w:val="22"/>
+          <w:szCs w:val="22"/>
+        </w:rPr>
+        <w:tab/>
+        <w:t xml:space="preserve">  </w:t>
+      </w:r>
+    </w:p>
+    <w:p>
+      <w:pPr>
+        <w:jc w:val="center"/>
+        <w:rPr>
+          <w:b/>
+          <w:sz w:val="22"/>
+          <w:szCs w:val="22"/>
+        </w:rPr>
+      </w:pPr>
+      <w:r>
+        <w:rPr>
+          <w:b/>
+          <w:sz w:val="22"/>
+          <w:szCs w:val="22"/>
+          <w:highlight w:val="yellow"/>
+        </w:rPr>
+        <w:t>{plaintiff_display}</w:t>
+      </w:r>
+    </w:p>
+    <w:p>
+      <w:pPr>
+        <w:jc w:val="center"/>
+        <w:rPr>
+          <w:sz w:val="22"/>
+          <w:szCs w:val="22"/>
+        </w:rPr>
+      </w:pPr>
+      <w:r>
+        <w:rPr>
+          <w:sz w:val="22"/>
+          <w:szCs w:val="22"/>
+        </w:rPr>
+        <w:t xml:space="preserve">OF </w:t>
+      </w:r>
+      <w:r>
+        <w:rPr>
+          <w:sz w:val="22"/>
+          <w:szCs w:val="22"/>
+          <w:highlight w:val="yellow"/>
+        </w:rPr>
+        <w:t>{plaintiff_addr1}</w:t>
+      </w:r>
+    </w:p>
+    <w:p>
+      <w:pPr>
+        <w:jc w:val="right"/>
+        <w:rPr>
+          <w:b/>
+          <w:sz w:val="22"/>
+          <w:szCs w:val="22"/>
+        </w:rPr>
+      </w:pPr>
+      <w:r>
+        <w:rPr>
+          <w:b/>
+          <w:sz w:val="22"/>
+          <w:szCs w:val="22"/>
+        </w:rPr>
+        <w:t>Plaintiff</w:t>
+      </w:r>
+    </w:p>
+    <w:p>
+      <w:pPr>
+        <w:rPr>
+          <w:b/>
+          <w:sz w:val="22"/>
+        </w:rPr>
+      </w:pPr>
+      <w:bookmarkStart w:id="0" w:name="_Hlk139533384"/>
+      <w:r>
+        <w:rPr>
+          <w:b/>
+          <w:sz w:val="22"/>
+        </w:rPr>
+        <w:t>AND</w:t>
+      </w:r>
+      <w:r>
+        <w:rPr>
+          <w:b/>
+          <w:sz w:val="22"/>
+        </w:rPr>
+        <w:tab/>
+      </w:r>
+      <w:r>
+        <w:rPr>
+          <w:b/>
+          <w:sz w:val="22"/>
+        </w:rPr>
+        <w:tab/>
+      </w:r>
+    </w:p>
+    <w:p>
+      <w:pPr>
+        <w:jc w:val="center"/>
+        <w:rPr>
+          <w:b/>
+          <w:bCs/>
+          <w:sz w:val="22"/>
+        </w:rPr>
+      </w:pPr>
+      <w:bookmarkStart w:id="1" w:name="_Hlk212798319"/>
+      <w:bookmarkEnd w:id="0"/>
+      <w:r>
+        <w:rPr>
+          <w:b/>
+          <w:bCs/>
+          <w:sz w:val="22"/>
+          <w:highlight w:val="yellow"/>
+        </w:rPr>
+        <w:t>{defendant1_name}</w:t>
+      </w:r>
+      <w:r>
+        <w:rPr>
+          <w:b/>
+          <w:bCs/>
+          <w:sz w:val="22"/>
+          <w:highlight w:val="yellow"/>
+        </w:rPr>
+        <w:t/>
+      </w:r>
+      <w:r>
+        <w:rPr>
+          <w:b/>
+          <w:bCs/>
+          <w:sz w:val="22"/>
+          <w:highlight w:val="yellow"/>
+        </w:rPr>
+        <w:t/>
+      </w:r>
+      <w:r>
+        <w:rPr>
+          <w:b/>
+          <w:bCs/>
+          <w:sz w:val="22"/>
+          <w:highlight w:val="yellow"/>
+        </w:rPr>
+        <w:t/>
+      </w:r>
+    </w:p>
+    <w:p>
+      <w:pPr>
+        <w:jc w:val="center"/>
+        <w:rPr>
+          <w:sz w:val="22"/>
+        </w:rPr>
+      </w:pPr>
+      <w:r>
+        <w:rPr>
+          <w:sz w:val="22"/>
+        </w:rPr>
+        <w:t xml:space="preserve">OF </w:t>
+      </w:r>
+      <w:bookmarkEnd w:id="1"/>
+      <w:r>
+        <w:rPr>
+          <w:sz w:val="22"/>
+          <w:highlight w:val="yellow"/>
+        </w:rPr>
+        <w:t>{defendant1_addr1}</w:t>
+      </w:r>
+    </w:p>
+    <w:p>
+      <w:pPr>
+        <w:jc w:val="right"/>
+        <w:rPr>
+          <w:b/>
+          <w:bCs/>
+          <w:sz w:val="22"/>
+        </w:rPr>
+      </w:pPr>
+      <w:r>
+        <w:rPr>
+          <w:b/>
+          <w:bCs/>
+          <w:sz w:val="22"/>
+        </w:rPr>
+        <w:t>First Defendant</w:t>
+      </w:r>
+    </w:p>
+    <w:p>
+      <w:pPr>
+        <w:jc w:val="center"/>
+        <w:rPr>
+          <w:b/>
+          <w:bCs/>
+          <w:sz w:val="22"/>
+        </w:rPr>
+      </w:pPr>
+      <w:r>
+        <w:rPr>
+          <w:b/>
+          <w:bCs/>
+          <w:sz w:val="22"/>
+          <w:highlight w:val="yellow"/>
+        </w:rPr>
+        <w:t>{defendant2_name}</w:t>
+      </w:r>
+    </w:p>
+    <w:p>
+      <w:pPr>
+        <w:jc w:val="center"/>
+        <w:rPr>
+          <w:sz w:val="22"/>
+        </w:rPr>
+      </w:pPr>
+      <w:r>
+        <w:rPr>
+          <w:sz w:val="22"/>
+        </w:rPr>
+        <w:t xml:space="preserve">OF </w:t>
+      </w:r>
+      <w:r>
+        <w:rPr>
+          <w:sz w:val="22"/>
+          <w:highlight w:val="yellow"/>
+        </w:rPr>
+        <w:t>{defendant2_addr1}</w:t>
+      </w:r>
+    </w:p>
+    <w:p>
+      <w:pPr>
+        <w:jc w:val="right"/>
+        <w:rPr>
+          <w:b/>
+          <w:bCs/>
+          <w:sz w:val="22"/>
+        </w:rPr>
+      </w:pPr>
+      <w:r>
+        <w:rPr>
+          <w:b/>
+          <w:bCs/>
+          <w:sz w:val="22"/>
+        </w:rPr>
+        <w:t>Second Defendant</w:t>
+      </w:r>
+    </w:p>
+    <w:p>
+      <w:pPr>
+        <w:pBdr>
+          <w:bottom w:val="single" w:sz="8" w:space="1" w:color="auto"/>
+        </w:pBdr>
+        <w:rPr>
+          <w:sz w:val="18"/>
+          <w:szCs w:val="18"/>
+        </w:rPr>
+      </w:pPr>
+    </w:p>
+    <w:p>
+      <w:pPr>
+        <w:rPr>
+          <w:sz w:val="18"/>
+          <w:szCs w:val="18"/>
+        </w:rPr>
+      </w:pPr>
+    </w:p>
+    <w:tbl>
+      <w:tblPr>
+        <w:tblW w:w="9468" w:type="dxa"/>
+        <w:tblLook w:val="01E0" w:firstRow="1" w:lastRow="1" w:firstColumn="1" w:lastColumn="1" w:noHBand="0" w:noVBand="0"/>
+      </w:tblPr>
+      <w:tblGrid>
+        <w:gridCol w:w="2088"/>
+        <w:gridCol w:w="4257"/>
+        <w:gridCol w:w="1276"/>
+        <w:gridCol w:w="1847"/>
+      </w:tblGrid>
+      <w:tr>
+        <w:tc>
+          <w:tcPr>
+            <w:tcW w:w="2088" w:type="dxa"/>
+          </w:tcPr>
+          <w:p>
+            <w:pPr>
+              <w:tabs>
+                <w:tab w:val="left" w:pos="1620"/>
+              </w:tabs>
+              <w:rPr>
+                <w:sz w:val="18"/>
+                <w:szCs w:val="18"/>
+              </w:rPr>
+            </w:pPr>
+            <w:r>
+              <w:rPr>
+                <w:sz w:val="18"/>
+                <w:szCs w:val="18"/>
+              </w:rPr>
+              <w:t>Date of Document</w:t>
+            </w:r>
+          </w:p>
+        </w:tc>
+        <w:tc>
+          <w:tcPr>
+            <w:tcW w:w="4257" w:type="dxa"/>
+          </w:tcPr>
+          <w:p>
+            <w:pPr>
+              <w:tabs>
+                <w:tab w:val="left" w:pos="1620"/>
+              </w:tabs>
+              <w:rPr>
+                <w:sz w:val="18"/>
+                <w:szCs w:val="18"/>
+              </w:rPr>
+            </w:pPr>
+            <w:r>
+              <w:rPr>
+                <w:sz w:val="18"/>
+                <w:szCs w:val="18"/>
+                <w:highlight w:val="yellow"/>
+              </w:rPr>
+              <w:t>{doc_date}</w:t>
+            </w:r>
+          </w:p>
+        </w:tc>
+        <w:tc>
+          <w:tcPr>
+            <w:tcW w:w="1276" w:type="dxa"/>
+          </w:tcPr>
+          <w:p>
+            <w:pPr>
+              <w:tabs>
+                <w:tab w:val="left" w:pos="1620"/>
+              </w:tabs>
+              <w:rPr>
+                <w:sz w:val="18"/>
+                <w:szCs w:val="18"/>
+              </w:rPr>
+            </w:pPr>
+          </w:p>
+        </w:tc>
+        <w:tc>
+          <w:tcPr>
+            <w:tcW w:w="1847" w:type="dxa"/>
+          </w:tcPr>
+          <w:p>
+            <w:pPr>
+              <w:tabs>
+                <w:tab w:val="left" w:pos="1620"/>
+              </w:tabs>
+              <w:rPr>
+                <w:sz w:val="18"/>
+                <w:szCs w:val="18"/>
+              </w:rPr>
+            </w:pPr>
+          </w:p>
+        </w:tc>
+      </w:tr>
+      <w:tr>
+        <w:tc>
+          <w:tcPr>
+            <w:tcW w:w="2088" w:type="dxa"/>
+          </w:tcPr>
+          <w:p>
+            <w:pPr>
+              <w:tabs>
+                <w:tab w:val="left" w:pos="1620"/>
+              </w:tabs>
+              <w:rPr>
+                <w:sz w:val="18"/>
+                <w:szCs w:val="18"/>
+              </w:rPr>
+            </w:pPr>
+            <w:r>
+              <w:rPr>
+                <w:sz w:val="18"/>
+                <w:szCs w:val="18"/>
+              </w:rPr>
+              <w:t>Filed on behalf of:</w:t>
+            </w:r>
+          </w:p>
+        </w:tc>
+        <w:tc>
+          <w:tcPr>
+            <w:tcW w:w="4257" w:type="dxa"/>
+          </w:tcPr>
+          <w:p>
+            <w:pPr>
+              <w:tabs>
+                <w:tab w:val="left" w:pos="1620"/>
+              </w:tabs>
+              <w:rPr>
+                <w:sz w:val="18"/>
+                <w:szCs w:val="18"/>
+              </w:rPr>
+            </w:pPr>
+            <w:r>
+              <w:rPr>
+                <w:sz w:val="18"/>
+                <w:szCs w:val="18"/>
+              </w:rPr>
+              <w:t>The Plaintiff</w:t>
+            </w:r>
+          </w:p>
+        </w:tc>
+        <w:tc>
+          <w:tcPr>
+            <w:tcW w:w="1276" w:type="dxa"/>
+          </w:tcPr>
+          <w:p>
+            <w:pPr>
+              <w:tabs>
+                <w:tab w:val="left" w:pos="1620"/>
+              </w:tabs>
+              <w:rPr>
+                <w:sz w:val="18"/>
+                <w:szCs w:val="18"/>
+              </w:rPr>
+            </w:pPr>
+          </w:p>
+        </w:tc>
+        <w:tc>
+          <w:tcPr>
+            <w:tcW w:w="1847" w:type="dxa"/>
+          </w:tcPr>
+          <w:p>
+            <w:pPr>
+              <w:tabs>
+                <w:tab w:val="left" w:pos="1620"/>
+              </w:tabs>
+              <w:rPr>
+                <w:sz w:val="18"/>
+                <w:szCs w:val="18"/>
+              </w:rPr>
+            </w:pPr>
+          </w:p>
+        </w:tc>
+      </w:tr>
+      <w:tr>
+        <w:tc>
+          <w:tcPr>
+            <w:tcW w:w="2088" w:type="dxa"/>
+          </w:tcPr>
+          <w:p>
+            <w:pPr>
+              <w:tabs>
+                <w:tab w:val="left" w:pos="1620"/>
+              </w:tabs>
+              <w:rPr>
+                <w:sz w:val="18"/>
+                <w:szCs w:val="18"/>
+              </w:rPr>
+            </w:pPr>
+            <w:r>
+              <w:rPr>
+                <w:sz w:val="18"/>
+                <w:szCs w:val="18"/>
+              </w:rPr>
+              <w:t>Australian lawyer name:</w:t>
+            </w:r>
+          </w:p>
+        </w:tc>
+        <w:tc>
+          <w:tcPr>
+            <w:tcW w:w="4257" w:type="dxa"/>
+          </w:tcPr>
+          <w:p>
+            <w:pPr>
+              <w:tabs>
+                <w:tab w:val="left" w:pos="1332"/>
+              </w:tabs>
+              <w:rPr>
+                <w:sz w:val="18"/>
+                <w:szCs w:val="18"/>
+              </w:rPr>
+            </w:pPr>
+            <w:r>
+              <w:rPr>
+                <w:sz w:val="18"/>
+                <w:szCs w:val="18"/>
+              </w:rPr>
+              <w:t>Paul Rojas</w:t>
+            </w:r>
+          </w:p>
+        </w:tc>
+        <w:tc>
+          <w:tcPr>
+            <w:tcW w:w="1276" w:type="dxa"/>
+          </w:tcPr>
+          <w:p>
+            <w:pPr>
+              <w:tabs>
+                <w:tab w:val="left" w:pos="1332"/>
+              </w:tabs>
+              <w:rPr>
+                <w:sz w:val="18"/>
+                <w:szCs w:val="18"/>
+              </w:rPr>
+            </w:pPr>
+            <w:r>
+              <w:rPr>
+                <w:sz w:val="18"/>
+                <w:szCs w:val="18"/>
+              </w:rPr>
+              <w:t>Code:</w:t>
+            </w:r>
+          </w:p>
+        </w:tc>
+        <w:tc>
+          <w:tcPr>
+            <w:tcW w:w="1847" w:type="dxa"/>
+          </w:tcPr>
+          <w:p>
+            <w:pPr>
+              <w:tabs>
+                <w:tab w:val="left" w:pos="1332"/>
+              </w:tabs>
+              <w:rPr>
+                <w:sz w:val="18"/>
+                <w:szCs w:val="18"/>
+              </w:rPr>
+            </w:pPr>
+            <w:r>
+              <w:rPr>
+                <w:sz w:val="18"/>
+                <w:szCs w:val="18"/>
+              </w:rPr>
+              <w:t>123165</w:t>
+            </w:r>
+            <w:r>
+              <w:rPr>
+                <w:sz w:val="18"/>
+                <w:szCs w:val="18"/>
+              </w:rPr>
+              <w:t xml:space="preserve"> </w:t>
+            </w:r>
+          </w:p>
+        </w:tc>
+      </w:tr>
+      <w:tr>
+        <w:tc>
+          <w:tcPr>
+            <w:tcW w:w="2088" w:type="dxa"/>
+            <w:vMerge w:val="restart"/>
+          </w:tcPr>
+          <w:p>
+            <w:pPr>
+              <w:tabs>
+                <w:tab w:val="left" w:pos="1620"/>
+              </w:tabs>
+              <w:ind w:left="1620" w:hanging="1620"/>
+              <w:rPr>
+                <w:sz w:val="18"/>
+                <w:szCs w:val="18"/>
+              </w:rPr>
+            </w:pPr>
+            <w:r>
+              <w:rPr>
+                <w:sz w:val="18"/>
+                <w:szCs w:val="18"/>
+              </w:rPr>
+              <w:t>Address:</w:t>
+            </w:r>
+          </w:p>
+        </w:tc>
+        <w:tc>
+          <w:tcPr>
+            <w:tcW w:w="4257" w:type="dxa"/>
+            <w:vMerge w:val="restart"/>
+          </w:tcPr>
+          <w:p>
+            <w:pPr>
+              <w:tabs>
+                <w:tab w:val="left" w:pos="972"/>
+              </w:tabs>
+              <w:rPr>
+                <w:sz w:val="18"/>
+                <w:szCs w:val="18"/>
+              </w:rPr>
+            </w:pPr>
+            <w:r>
+              <w:rPr>
+                <w:sz w:val="18"/>
+                <w:szCs w:val="18"/>
+              </w:rPr>
+              <w:t xml:space="preserve">RA Law Group </w:t>
+            </w:r>
+          </w:p>
+          <w:p>
+            <w:pPr>
+              <w:tabs>
+                <w:tab w:val="left" w:pos="972"/>
+              </w:tabs>
+              <w:rPr>
+                <w:sz w:val="18"/>
+                <w:szCs w:val="18"/>
+              </w:rPr>
+            </w:pPr>
+            <w:r>
+              <w:rPr>
+                <w:sz w:val="18"/>
+                <w:szCs w:val="18"/>
+              </w:rPr>
+              <w:t>Level 40/140 William Street</w:t>
+            </w:r>
+          </w:p>
+          <w:p>
+            <w:pPr>
+              <w:tabs>
+                <w:tab w:val="left" w:pos="972"/>
+              </w:tabs>
+              <w:rPr>
+                <w:sz w:val="18"/>
+                <w:szCs w:val="18"/>
+              </w:rPr>
+            </w:pPr>
+            <w:r>
+              <w:rPr>
+                <w:sz w:val="18"/>
+                <w:szCs w:val="18"/>
+              </w:rPr>
+              <w:t xml:space="preserve">Melbourne VIC 3000 </w:t>
+            </w:r>
+          </w:p>
+        </w:tc>
+        <w:tc>
+          <w:tcPr>
+            <w:tcW w:w="1276" w:type="dxa"/>
+          </w:tcPr>
+          <w:p>
+            <w:pPr>
+              <w:tabs>
+                <w:tab w:val="left" w:pos="972"/>
+              </w:tabs>
+              <w:rPr>
+                <w:sz w:val="18"/>
+                <w:szCs w:val="18"/>
+              </w:rPr>
+            </w:pPr>
+            <w:r>
+              <w:rPr>
+                <w:sz w:val="18"/>
+                <w:szCs w:val="18"/>
+              </w:rPr>
+              <w:t>Telephone:</w:t>
+            </w:r>
+          </w:p>
+        </w:tc>
+        <w:tc>
+          <w:tcPr>
+            <w:tcW w:w="1847" w:type="dxa"/>
+          </w:tcPr>
+          <w:p>
+            <w:pPr>
+              <w:tabs>
+                <w:tab w:val="left" w:pos="972"/>
+              </w:tabs>
+              <w:rPr>
+                <w:sz w:val="18"/>
+                <w:szCs w:val="18"/>
+              </w:rPr>
+            </w:pPr>
+            <w:r>
+              <w:rPr>
+                <w:sz w:val="18"/>
+                <w:szCs w:val="18"/>
+              </w:rPr>
+              <w:t>1300 362 495</w:t>
+            </w:r>
+          </w:p>
+        </w:tc>
+      </w:tr>
+      <w:tr>
+        <w:tc>
+          <w:tcPr>
+            <w:tcW w:w="2088" w:type="dxa"/>
+            <w:vMerge/>
+          </w:tcPr>
+          <w:p>
+            <w:pPr>
+              <w:tabs>
+                <w:tab w:val="left" w:pos="1620"/>
+              </w:tabs>
+              <w:rPr>
+                <w:sz w:val="18"/>
+                <w:szCs w:val="18"/>
+              </w:rPr>
+            </w:pPr>
+          </w:p>
+        </w:tc>
+        <w:tc>
+          <w:tcPr>
+            <w:tcW w:w="4257" w:type="dxa"/>
+            <w:vMerge/>
+          </w:tcPr>
+          <w:p>
+            <w:pPr>
+              <w:tabs>
+                <w:tab w:val="left" w:pos="972"/>
+              </w:tabs>
+              <w:rPr>
+                <w:sz w:val="18"/>
+                <w:szCs w:val="18"/>
+              </w:rPr>
+            </w:pPr>
+          </w:p>
+        </w:tc>
+        <w:tc>
+          <w:tcPr>
+            <w:tcW w:w="1276" w:type="dxa"/>
+          </w:tcPr>
+          <w:p>
+            <w:pPr>
+              <w:tabs>
+                <w:tab w:val="left" w:pos="972"/>
+              </w:tabs>
+              <w:rPr>
+                <w:sz w:val="18"/>
+                <w:szCs w:val="18"/>
+              </w:rPr>
+            </w:pPr>
+            <w:r>
+              <w:rPr>
+                <w:sz w:val="18"/>
+                <w:szCs w:val="18"/>
+              </w:rPr>
+              <w:t>Reference</w:t>
+            </w:r>
+          </w:p>
+        </w:tc>
+        <w:tc>
+          <w:tcPr>
+            <w:tcW w:w="1847" w:type="dxa"/>
+          </w:tcPr>
+          <w:p>
+            <w:pPr>
+              <w:tabs>
+                <w:tab w:val="left" w:pos="972"/>
+              </w:tabs>
+              <w:rPr>
+                <w:sz w:val="18"/>
+                <w:szCs w:val="18"/>
+              </w:rPr>
+            </w:pPr>
+            <w:proofErr w:type="gramStart"/>
+            <w:r>
+              <w:rPr>
+                <w:sz w:val="18"/>
+                <w:szCs w:val="18"/>
+              </w:rPr>
+              <w:t>PAR</w:t>
+            </w:r>
+            <w:r>
+              <w:rPr>
+                <w:sz w:val="18"/>
+                <w:szCs w:val="18"/>
+              </w:rPr>
+              <w:t>:ARW</w:t>
+            </w:r>
+            <w:proofErr w:type="gramEnd"/>
+            <w:r>
+              <w:rPr>
+                <w:sz w:val="18"/>
+                <w:szCs w:val="18"/>
+              </w:rPr>
+              <w:t xml:space="preserve">: </w:t>
+            </w:r>
+            <w:r>
+              <w:rPr>
+                <w:sz w:val="18"/>
+                <w:szCs w:val="18"/>
+                <w:highlight w:val="yellow"/>
+              </w:rPr>
+              <w:t>{reference}</w:t>
+            </w:r>
+          </w:p>
+        </w:tc>
+      </w:tr>
+    </w:tbl>
+    <w:p>
+      <w:pPr>
+        <w:pBdr>
+          <w:bottom w:val="single" w:sz="8" w:space="1" w:color="auto"/>
+        </w:pBdr>
+        <w:rPr>
+          <w:sz w:val="18"/>
+          <w:szCs w:val="18"/>
+        </w:rPr>
+      </w:pPr>
+    </w:p>
+    <w:p>
+      <w:pPr>
+        <w:rPr>
+          <w:sz w:val="18"/>
+          <w:szCs w:val="18"/>
+        </w:rPr>
+      </w:pPr>
+    </w:p>
+    <w:p>
+      <w:pPr>
+        <w:spacing w:after="120"/>
+        <w:jc w:val="both"/>
+        <w:rPr>
+          <w:sz w:val="22"/>
+          <w:szCs w:val="22"/>
+        </w:rPr>
+      </w:pPr>
+      <w:r>
+        <w:rPr>
+          <w:sz w:val="22"/>
+          <w:szCs w:val="22"/>
+        </w:rPr>
+        <w:t xml:space="preserve">In accordance with section 41(5)(b) of the </w:t>
+      </w:r>
+      <w:r>
+        <w:rPr>
+          <w:i/>
+          <w:sz w:val="22"/>
+          <w:szCs w:val="22"/>
+        </w:rPr>
+        <w:t>Civil Procedure Act 2010</w:t>
+      </w:r>
+      <w:r>
+        <w:rPr>
+          <w:sz w:val="22"/>
+          <w:szCs w:val="22"/>
+        </w:rPr>
+        <w:t>, I</w:t>
+      </w:r>
+      <w:r>
+        <w:rPr>
+          <w:sz w:val="22"/>
+          <w:szCs w:val="22"/>
+        </w:rPr>
+        <w:t>,</w:t>
+      </w:r>
+      <w:r>
+        <w:rPr>
+          <w:sz w:val="22"/>
+          <w:szCs w:val="22"/>
+        </w:rPr>
+        <w:t xml:space="preserve"> </w:t>
+      </w:r>
+      <w:r>
+        <w:rPr>
+          <w:sz w:val="22"/>
+          <w:szCs w:val="22"/>
+        </w:rPr>
+        <w:t>Paul Rojas</w:t>
+      </w:r>
+      <w:r>
+        <w:rPr>
+          <w:sz w:val="22"/>
+          <w:szCs w:val="22"/>
+        </w:rPr>
+        <w:t>,</w:t>
+      </w:r>
+      <w:r>
+        <w:rPr>
+          <w:sz w:val="22"/>
+          <w:szCs w:val="22"/>
+        </w:rPr>
+        <w:t xml:space="preserve"> certify to the Court that </w:t>
+      </w:r>
+      <w:r>
+        <w:rPr>
+          <w:bCs/>
+          <w:sz w:val="22"/>
+          <w:szCs w:val="22"/>
+          <w:highlight w:val="yellow"/>
+        </w:rPr>
+        <w:t>{plaintiff_body}</w:t>
+      </w:r>
+      <w:r>
+        <w:rPr>
+          <w:bCs/>
+          <w:sz w:val="22"/>
+          <w:szCs w:val="22"/>
+          <w:highlight w:val="yellow"/>
+        </w:rPr>
+        <w:t/>
+      </w:r>
+      <w:r>
+        <w:rPr>
+          <w:bCs/>
+          <w:sz w:val="22"/>
+          <w:szCs w:val="22"/>
+          <w:highlight w:val="yellow"/>
+        </w:rPr>
+        <w:t/>
+      </w:r>
+      <w:r>
+        <w:rPr>
+          <w:bCs/>
+          <w:sz w:val="22"/>
+          <w:szCs w:val="22"/>
+        </w:rPr>
+        <w:t xml:space="preserve"> </w:t>
+      </w:r>
+      <w:r>
+        <w:rPr>
+          <w:sz w:val="22"/>
+          <w:szCs w:val="22"/>
+        </w:rPr>
+        <w:t xml:space="preserve">is currently involved, or has been involved, in more than one civil proceeding and has personally made the overarching obligations certification in other civil proceedings in the Court within 2 years prior to the date of this certification. </w:t>
+      </w:r>
+    </w:p>
+    <w:p>
+      <w:pPr>
+        <w:rPr>
+          <w:sz w:val="22"/>
+          <w:szCs w:val="22"/>
+        </w:rPr>
+      </w:pPr>
+    </w:p>
+    <w:p>
+      <w:pPr>
+        <w:rPr>
+          <w:sz w:val="22"/>
+          <w:szCs w:val="22"/>
+        </w:rPr>
+      </w:pPr>
+      <w:r>
+        <w:rPr>
+          <w:sz w:val="22"/>
+          <w:szCs w:val="22"/>
+        </w:rPr>
+        <w:t>Dated:</w:t>
+      </w:r>
+      <w:r>
+        <w:rPr>
+          <w:sz w:val="22"/>
+          <w:szCs w:val="22"/>
+        </w:rPr>
+        <w:t xml:space="preserve"> </w:t>
+      </w:r>
+      <w:r>
+        <w:rPr>
+          <w:sz w:val="22"/>
+          <w:szCs w:val="22"/>
+          <w:highlight w:val="yellow"/>
+        </w:rPr>
+        <w:t>{doc_date}</w:t>
+      </w:r>
+    </w:p>
+    <w:p>
+      <w:pPr>
+        <w:ind w:left="720"/>
+      </w:pPr>
+    </w:p>
+    <w:p>
+      <w:pPr>
+        <w:ind w:left="720"/>
+      </w:pPr>
+    </w:p>
+    <w:p>
+      <w:pPr>
+        <w:ind w:left="720"/>
+      </w:pPr>
+      <w:r>
+        <w:tab/>
+      </w:r>
+      <w:r>
+        <w:tab/>
+      </w:r>
+      <w:r>
+        <w:tab/>
+      </w:r>
+      <w:r>
+        <w:tab/>
+      </w:r>
+      <w:r>
+        <w:tab/>
+        <w:t>_____________________________________</w:t>
+      </w:r>
+    </w:p>
+    <w:p>
+      <w:pPr>
+        <w:ind w:left="4500" w:right="540"/>
+        <w:rPr>
+          <w:i/>
+          <w:sz w:val="20"/>
+          <w:szCs w:val="20"/>
+        </w:rPr>
+      </w:pPr>
+      <w:r>
+        <w:rPr>
+          <w:i/>
+          <w:sz w:val="20"/>
+          <w:szCs w:val="20"/>
+        </w:rPr>
+        <w:t>(To be signed by legal practitioner representing party who has previously made overarching obligations certification in other civil proceedings in the Court.)</w:t>
+      </w:r>
+    </w:p>
+    <w:p/>
+    <w:sectPr>
+      <w:footerReference w:type="even" r:id="rId9"/>
+      <w:footerReference w:type="default" r:id="rId10"/>
+      <w:pgSz w:w="11906" w:h="16838"/>
+      <w:pgMar w:top="899" w:right="1286" w:bottom="539" w:left="1260" w:header="708" w:footer="708" w:gutter="0"/>
+      <w:cols w:space="708"/>
+      <w:titlePg/>
+      <w:docGrid w:linePitch="360"/>
+    </w:sectPr>
+  </w:body>
+</w:document>
 </file>
 
 <file path=word/endnotes.xml><?xml version="1.0" encoding="utf-8"?>
